--- a/zht/docx/112.content.docx
+++ b/zht/docx/112.content.docx
@@ -150,26 +150,6 @@
           <w:lang w:val="zh_TW" w:bidi="zh_TW"/>
         </w:rPr>
         <w:t>chong</w:t>
-      </w:r>
-      <w:r>
-        <w:rPr>
-          <w:lang w:val="zh_TW" w:bidi="zh_TW"/>
-        </w:rPr>
-      </w:r>
-    </w:p>
-    <w:p>
-      <w:pPr/>
-      <w:r>
-        <w:rPr>
-          <w:lang w:val="zh_TW" w:bidi="zh_TW"/>
-        </w:rPr>
-      </w:r>
-      <w:r>
-        <w:rPr>
-          <w:i/>
-          <w:lang w:val="zh_TW" w:bidi="zh_TW"/>
-        </w:rPr>
-        <w:t>重建耶路撒冷</w:t>
       </w:r>
       <w:r>
         <w:rPr>

--- a/zht/docx/112.content.docx
+++ b/zht/docx/112.content.docx
@@ -19,7 +19,7 @@
         <w:rPr>
           <w:lang w:val="zh_TW" w:bidi="zh_TW"/>
         </w:rPr>
-        <w:t>Resource: Study Notes - Themes (Tyndale)</w:t>
+        <w:t>Resource: Tyndale Open Study Notes</w:t>
       </w:r>
       <w:r>
         <w:rPr>
@@ -112,7 +112,7 @@
         <w:rPr>
           <w:lang w:val="zh_TW" w:bidi="zh_TW"/>
         </w:rPr>
-        <w:t>Study Notes - Themes (Tyndale)</w:t>
+        <w:t>Tyndale Open Study Notes</w:t>
       </w:r>
     </w:p>
     <w:p>

--- a/zht/docx/112.content.docx
+++ b/zht/docx/112.content.docx
@@ -19,7 +19,7 @@
         <w:rPr>
           <w:lang w:val="zh_TW" w:bidi="zh_TW"/>
         </w:rPr>
-        <w:t>Resource: Tyndale Open Study Notes</w:t>
+        <w:t>Resource: Aquifer Open Study Notes (Themes)</w:t>
       </w:r>
       <w:r>
         <w:rPr>
@@ -112,7 +112,7 @@
         <w:rPr>
           <w:lang w:val="zh_TW" w:bidi="zh_TW"/>
         </w:rPr>
-        <w:t>Tyndale Open Study Notes</w:t>
+        <w:t>Aquifer Open Study Notes (Themes)</w:t>
       </w:r>
     </w:p>
     <w:p>

--- a/zht/docx/112.content.docx
+++ b/zht/docx/112.content.docx
@@ -233,84 +233,54 @@
         </w:rPr>
         <w:t>對猶大人而言，耶路撒冷的城牆在政治、社會與宗教上都具有重要意義（見</w:t>
       </w:r>
-      <w:hyperlink r:id="rId13">
-        <w:r>
-          <w:rPr>
-            <w:lang w:val="zh_TW" w:bidi="zh_TW"/>
-          </w:rPr>
-          <w:rPr>
-            <w:color w:val="0000EE"/>
-            <w:u w:val="single"/>
-          </w:rPr>
-          <w:t>尼2:10、</w:t>
-        </w:r>
-      </w:hyperlink>
-      <w:hyperlink r:id="rId14">
-        <w:r>
-          <w:rPr>
-            <w:lang w:val="zh_TW" w:bidi="zh_TW"/>
-          </w:rPr>
-          <w:rPr>
-            <w:color w:val="0000EE"/>
-            <w:u w:val="single"/>
-          </w:rPr>
-          <w:t>19</w:t>
-        </w:r>
-      </w:hyperlink>
+      <w:r>
+        <w:rPr>
+          <w:lang w:val="zh_TW" w:bidi="zh_TW"/>
+        </w:rPr>
+        <w:t>尼2:10、</w:t>
+      </w:r>
+      <w:r>
+        <w:rPr>
+          <w:lang w:val="zh_TW" w:bidi="zh_TW"/>
+        </w:rPr>
+        <w:t>19</w:t>
+      </w:r>
       <w:r>
         <w:rPr>
           <w:lang w:val="zh_TW" w:bidi="zh_TW"/>
         </w:rPr>
         <w:t>，</w:t>
       </w:r>
-      <w:hyperlink r:id="rId15">
-        <w:r>
-          <w:rPr>
-            <w:lang w:val="zh_TW" w:bidi="zh_TW"/>
-          </w:rPr>
-          <w:rPr>
-            <w:color w:val="0000EE"/>
-            <w:u w:val="single"/>
-          </w:rPr>
-          <w:t>4:1–15</w:t>
-        </w:r>
-      </w:hyperlink>
+      <w:r>
+        <w:rPr>
+          <w:lang w:val="zh_TW" w:bidi="zh_TW"/>
+        </w:rPr>
+        <w:t>4:1–15</w:t>
+      </w:r>
       <w:r>
         <w:rPr>
           <w:lang w:val="zh_TW" w:bidi="zh_TW"/>
         </w:rPr>
         <w:t>，</w:t>
       </w:r>
-      <w:hyperlink r:id="rId16">
-        <w:r>
-          <w:rPr>
-            <w:lang w:val="zh_TW" w:bidi="zh_TW"/>
-          </w:rPr>
-          <w:rPr>
-            <w:color w:val="0000EE"/>
-            <w:u w:val="single"/>
-          </w:rPr>
-          <w:t>6:1–14</w:t>
-        </w:r>
-      </w:hyperlink>
+      <w:r>
+        <w:rPr>
+          <w:lang w:val="zh_TW" w:bidi="zh_TW"/>
+        </w:rPr>
+        <w:t>6:1–14</w:t>
+      </w:r>
       <w:r>
         <w:rPr>
           <w:lang w:val="zh_TW" w:bidi="zh_TW"/>
         </w:rPr>
         <w:t>）</w:t>
       </w:r>
-      <w:hyperlink r:id="rId14">
-        <w:r>
-          <w:rPr>
-            <w:lang w:val="zh_TW" w:bidi="zh_TW"/>
-          </w:rPr>
-          <w:rPr>
-            <w:color w:val="0000EE"/>
-            <w:u w:val="single"/>
-          </w:rPr>
-          <w:t>。</w:t>
-        </w:r>
-      </w:hyperlink>
+      <w:r>
+        <w:rPr>
+          <w:lang w:val="zh_TW" w:bidi="zh_TW"/>
+        </w:rPr>
+        <w:t>。</w:t>
+      </w:r>
       <w:r>
         <w:rPr>
           <w:lang w:val="zh_TW" w:bidi="zh_TW"/>
@@ -331,36 +301,24 @@
         </w:rPr>
         <w:t>到了尼希米的時代，耶路撒冷的城牆自公元前586年被毀以來，已荒廢百餘年。殘破的城牆成了羞辱的記號，提醒人們神如何因百姓的罪而懲罰這座城，也應驗了盟約中的咒詛（</w:t>
       </w:r>
-      <w:hyperlink r:id="rId17">
-        <w:r>
-          <w:rPr>
-            <w:lang w:val="zh_TW" w:bidi="zh_TW"/>
-          </w:rPr>
-          <w:rPr>
-            <w:color w:val="0000EE"/>
-            <w:u w:val="single"/>
-          </w:rPr>
-          <w:t>尼1:2–7</w:t>
-        </w:r>
-      </w:hyperlink>
+      <w:r>
+        <w:rPr>
+          <w:lang w:val="zh_TW" w:bidi="zh_TW"/>
+        </w:rPr>
+        <w:t>尼1:2–7</w:t>
+      </w:r>
       <w:r>
         <w:rPr>
           <w:lang w:val="zh_TW" w:bidi="zh_TW"/>
         </w:rPr>
         <w:t>，</w:t>
       </w:r>
-      <w:hyperlink r:id="rId18">
-        <w:r>
-          <w:rPr>
-            <w:lang w:val="zh_TW" w:bidi="zh_TW"/>
-          </w:rPr>
-          <w:rPr>
-            <w:color w:val="0000EE"/>
-            <w:u w:val="single"/>
-          </w:rPr>
-          <w:t>2:17</w:t>
-        </w:r>
-      </w:hyperlink>
+      <w:r>
+        <w:rPr>
+          <w:lang w:val="zh_TW" w:bidi="zh_TW"/>
+        </w:rPr>
+        <w:t>2:17</w:t>
+      </w:r>
       <w:r>
         <w:rPr>
           <w:lang w:val="zh_TW" w:bidi="zh_TW"/>
@@ -381,72 +339,48 @@
         </w:rPr>
         <w:t>在尼希米的帶領下，猶大人僅用了五十二天，便在公元前445年的秋天，完成了整段城牆的修建。這樣迅速又成功的重建工作，對基督徒而言是一個鼓勵——靠著神的幫助，他們也能完成看似不可能的事（見</w:t>
       </w:r>
-      <w:hyperlink r:id="rId19">
-        <w:r>
-          <w:rPr>
-            <w:lang w:val="zh_TW" w:bidi="zh_TW"/>
-          </w:rPr>
-          <w:rPr>
-            <w:color w:val="0000EE"/>
-            <w:u w:val="single"/>
-          </w:rPr>
-          <w:t>尼2:18</w:t>
-        </w:r>
-      </w:hyperlink>
+      <w:r>
+        <w:rPr>
+          <w:lang w:val="zh_TW" w:bidi="zh_TW"/>
+        </w:rPr>
+        <w:t>尼2:18</w:t>
+      </w:r>
       <w:r>
         <w:rPr>
           <w:lang w:val="zh_TW" w:bidi="zh_TW"/>
         </w:rPr>
         <w:t>，</w:t>
       </w:r>
-      <w:hyperlink r:id="rId20">
-        <w:r>
-          <w:rPr>
-            <w:lang w:val="zh_TW" w:bidi="zh_TW"/>
-          </w:rPr>
-          <w:rPr>
-            <w:color w:val="0000EE"/>
-            <w:u w:val="single"/>
-          </w:rPr>
-          <w:t>4:14–15</w:t>
-        </w:r>
-      </w:hyperlink>
+      <w:r>
+        <w:rPr>
+          <w:lang w:val="zh_TW" w:bidi="zh_TW"/>
+        </w:rPr>
+        <w:t>4:14–15</w:t>
+      </w:r>
       <w:r>
         <w:rPr>
           <w:lang w:val="zh_TW" w:bidi="zh_TW"/>
         </w:rPr>
         <w:t>、</w:t>
       </w:r>
-      <w:hyperlink r:id="rId21">
-        <w:r>
-          <w:rPr>
-            <w:lang w:val="zh_TW" w:bidi="zh_TW"/>
-          </w:rPr>
-          <w:rPr>
-            <w:color w:val="0000EE"/>
-            <w:u w:val="single"/>
-          </w:rPr>
-          <w:t>20</w:t>
-        </w:r>
-      </w:hyperlink>
+      <w:r>
+        <w:rPr>
+          <w:lang w:val="zh_TW" w:bidi="zh_TW"/>
+        </w:rPr>
+        <w:t>20</w:t>
+      </w:r>
       <w:r>
         <w:rPr>
           <w:lang w:val="zh_TW" w:bidi="zh_TW"/>
         </w:rPr>
         <w:t>，</w:t>
       </w:r>
-      <w:hyperlink r:id="rId22">
-        <w:r>
-          <w:rPr>
-            <w:lang w:val="zh_TW" w:bidi="zh_TW"/>
-          </w:rPr>
-          <w:rPr>
-            <w:color w:val="0000EE"/>
-            <w:u w:val="single"/>
-          </w:rPr>
-          <w:t>6:16</w:t>
-        </w:r>
-      </w:hyperlink>
+      <w:r>
+        <w:rPr>
+          <w:lang w:val="zh_TW" w:bidi="zh_TW"/>
+        </w:rPr>
+        <w:t>6:16</w:t>
+      </w:r>
       <w:r>
         <w:rPr>
           <w:lang w:val="zh_TW" w:bidi="zh_TW"/>
@@ -476,162 +410,108 @@
           <w:lang w:val="zh_TW" w:bidi="zh_TW"/>
         </w:rPr>
       </w:r>
-      <w:hyperlink r:id="rId23">
-        <w:r>
-          <w:rPr>
-            <w:lang w:val="zh_TW" w:bidi="zh_TW"/>
-          </w:rPr>
-          <w:rPr>
-            <w:color w:val="0000EE"/>
-            <w:u w:val="single"/>
-          </w:rPr>
-          <w:t>尼1:2–4</w:t>
-        </w:r>
-      </w:hyperlink>
+      <w:r>
+        <w:rPr>
+          <w:lang w:val="zh_TW" w:bidi="zh_TW"/>
+        </w:rPr>
+        <w:t>尼1:2–4</w:t>
+      </w:r>
       <w:r>
         <w:rPr>
           <w:lang w:val="zh_TW" w:bidi="zh_TW"/>
         </w:rPr>
         <w:t>，</w:t>
       </w:r>
-      <w:hyperlink r:id="rId24">
-        <w:r>
-          <w:rPr>
-            <w:lang w:val="zh_TW" w:bidi="zh_TW"/>
-          </w:rPr>
-          <w:rPr>
-            <w:color w:val="0000EE"/>
-            <w:u w:val="single"/>
-          </w:rPr>
-          <w:t>2:10–20</w:t>
-        </w:r>
-      </w:hyperlink>
+      <w:r>
+        <w:rPr>
+          <w:lang w:val="zh_TW" w:bidi="zh_TW"/>
+        </w:rPr>
+        <w:t>2:10–20</w:t>
+      </w:r>
       <w:r>
         <w:rPr>
           <w:lang w:val="zh_TW" w:bidi="zh_TW"/>
         </w:rPr>
         <w:t>，</w:t>
       </w:r>
-      <w:hyperlink r:id="rId25">
-        <w:r>
-          <w:rPr>
-            <w:lang w:val="zh_TW" w:bidi="zh_TW"/>
-          </w:rPr>
-          <w:rPr>
-            <w:color w:val="0000EE"/>
-            <w:u w:val="single"/>
-          </w:rPr>
-          <w:t>3:1–32</w:t>
-        </w:r>
-      </w:hyperlink>
+      <w:r>
+        <w:rPr>
+          <w:lang w:val="zh_TW" w:bidi="zh_TW"/>
+        </w:rPr>
+        <w:t>3:1–32</w:t>
+      </w:r>
       <w:r>
         <w:rPr>
           <w:lang w:val="zh_TW" w:bidi="zh_TW"/>
         </w:rPr>
         <w:t>，</w:t>
       </w:r>
-      <w:hyperlink r:id="rId26">
-        <w:r>
-          <w:rPr>
-            <w:lang w:val="zh_TW" w:bidi="zh_TW"/>
-          </w:rPr>
-          <w:rPr>
-            <w:color w:val="0000EE"/>
-            <w:u w:val="single"/>
-          </w:rPr>
-          <w:t>4:1–23</w:t>
-        </w:r>
-      </w:hyperlink>
+      <w:r>
+        <w:rPr>
+          <w:lang w:val="zh_TW" w:bidi="zh_TW"/>
+        </w:rPr>
+        <w:t>4:1–23</w:t>
+      </w:r>
       <w:r>
         <w:rPr>
           <w:lang w:val="zh_TW" w:bidi="zh_TW"/>
         </w:rPr>
         <w:t>，</w:t>
       </w:r>
-      <w:hyperlink r:id="rId27">
-        <w:r>
-          <w:rPr>
-            <w:lang w:val="zh_TW" w:bidi="zh_TW"/>
-          </w:rPr>
-          <w:rPr>
-            <w:color w:val="0000EE"/>
-            <w:u w:val="single"/>
-          </w:rPr>
-          <w:t>6:1–16</w:t>
-        </w:r>
-      </w:hyperlink>
+      <w:r>
+        <w:rPr>
+          <w:lang w:val="zh_TW" w:bidi="zh_TW"/>
+        </w:rPr>
+        <w:t>6:1–16</w:t>
+      </w:r>
       <w:r>
         <w:rPr>
           <w:lang w:val="zh_TW" w:bidi="zh_TW"/>
         </w:rPr>
         <w:t>；</w:t>
       </w:r>
-      <w:hyperlink r:id="rId28">
-        <w:r>
-          <w:rPr>
-            <w:lang w:val="zh_TW" w:bidi="zh_TW"/>
-          </w:rPr>
-          <w:rPr>
-            <w:color w:val="0000EE"/>
-            <w:u w:val="single"/>
-          </w:rPr>
-          <w:t>詩51:16–18</w:t>
-        </w:r>
-      </w:hyperlink>
+      <w:r>
+        <w:rPr>
+          <w:lang w:val="zh_TW" w:bidi="zh_TW"/>
+        </w:rPr>
+        <w:t>詩51:16–18</w:t>
+      </w:r>
       <w:r>
         <w:rPr>
           <w:lang w:val="zh_TW" w:bidi="zh_TW"/>
         </w:rPr>
         <w:t>；</w:t>
       </w:r>
-      <w:hyperlink r:id="rId29">
-        <w:r>
-          <w:rPr>
-            <w:lang w:val="zh_TW" w:bidi="zh_TW"/>
-          </w:rPr>
-          <w:rPr>
-            <w:color w:val="0000EE"/>
-            <w:u w:val="single"/>
-          </w:rPr>
-          <w:t>賽22:5</w:t>
-        </w:r>
-      </w:hyperlink>
+      <w:r>
+        <w:rPr>
+          <w:lang w:val="zh_TW" w:bidi="zh_TW"/>
+        </w:rPr>
+        <w:t>賽22:5</w:t>
+      </w:r>
       <w:r>
         <w:rPr>
           <w:lang w:val="zh_TW" w:bidi="zh_TW"/>
         </w:rPr>
         <w:t>，</w:t>
       </w:r>
-      <w:hyperlink r:id="rId30">
-        <w:r>
-          <w:rPr>
-            <w:lang w:val="zh_TW" w:bidi="zh_TW"/>
-          </w:rPr>
-          <w:rPr>
-            <w:color w:val="0000EE"/>
-            <w:u w:val="single"/>
-          </w:rPr>
-          <w:t>26:1–3</w:t>
-        </w:r>
-      </w:hyperlink>
+      <w:r>
+        <w:rPr>
+          <w:lang w:val="zh_TW" w:bidi="zh_TW"/>
+        </w:rPr>
+        <w:t>26:1–3</w:t>
+      </w:r>
       <w:r>
         <w:rPr>
           <w:lang w:val="zh_TW" w:bidi="zh_TW"/>
         </w:rPr>
         <w:t>；</w:t>
       </w:r>
-      <w:hyperlink r:id="rId31">
-        <w:r>
-          <w:rPr>
-            <w:lang w:val="zh_TW" w:bidi="zh_TW"/>
-          </w:rPr>
-          <w:rPr>
-            <w:color w:val="0000EE"/>
-            <w:u w:val="single"/>
-          </w:rPr>
-          <w:t>啟21:10–27</w:t>
-        </w:r>
-      </w:hyperlink>
+      <w:r>
+        <w:rPr>
+          <w:lang w:val="zh_TW" w:bidi="zh_TW"/>
+        </w:rPr>
+        <w:t>啟21:10–27</w:t>
+      </w:r>
       <w:r>
         <w:rPr>
           <w:lang w:val="zh_TW" w:bidi="zh_TW"/>
